--- a/Java Assignment V.docx
+++ b/Java Assignment V.docx
@@ -387,10 +387,7 @@
         </w:rPr>
         <w:t>V</w:t>
       </w:r>
-    </w:p>
-    <w:p>
-      <w:pPr>
-        <w:jc w:val="center"/>
+      <w:r>
         <w:rPr>
           <w:rFonts w:ascii="Times New Roman" w:hAnsi="Times New Roman" w:cs="Times New Roman"/>
           <w:b/>
@@ -399,27 +396,31 @@
           <w:szCs w:val="24"/>
           <w:u w:val="single"/>
         </w:rPr>
-      </w:pPr>
-    </w:p>
-    <w:p>
-      <w:pPr>
-        <w:jc w:val="both"/>
-        <w:rPr>
-          <w:rFonts w:cstheme="minorHAnsi"/>
-          <w:sz w:val="24"/>
-          <w:szCs w:val="24"/>
-        </w:rPr>
-      </w:pPr>
-      <w:r>
-        <w:rPr>
-          <w:rFonts w:cstheme="minorHAnsi"/>
+        <w:t>I</w:t>
+      </w:r>
+    </w:p>
+    <w:p>
+      <w:pPr>
+        <w:jc w:val="center"/>
+        <w:rPr>
+          <w:rFonts w:ascii="Times New Roman" w:hAnsi="Times New Roman" w:cs="Times New Roman"/>
           <w:b/>
           <w:bCs/>
           <w:sz w:val="24"/>
           <w:szCs w:val="24"/>
-        </w:rPr>
-        <w:t>TITLE:</w:t>
-      </w:r>
+          <w:u w:val="single"/>
+        </w:rPr>
+      </w:pPr>
+    </w:p>
+    <w:p>
+      <w:pPr>
+        <w:jc w:val="both"/>
+        <w:rPr>
+          <w:rFonts w:cstheme="minorHAnsi"/>
+          <w:sz w:val="24"/>
+          <w:szCs w:val="24"/>
+        </w:rPr>
+      </w:pPr>
       <w:r>
         <w:rPr>
           <w:rFonts w:cstheme="minorHAnsi"/>
@@ -428,66 +429,9 @@
           <w:sz w:val="24"/>
           <w:szCs w:val="24"/>
         </w:rPr>
-        <w:t xml:space="preserve"> </w:t>
-      </w:r>
-      <w:r>
-        <w:rPr>
-          <w:rFonts w:cstheme="minorHAnsi"/>
-          <w:sz w:val="24"/>
-          <w:szCs w:val="24"/>
-        </w:rPr>
-        <w:t xml:space="preserve">Develop a Java application demonstrating the use of </w:t>
-      </w:r>
-      <w:proofErr w:type="spellStart"/>
-      <w:r>
-        <w:rPr>
-          <w:rFonts w:cstheme="minorHAnsi"/>
-          <w:sz w:val="24"/>
-          <w:szCs w:val="24"/>
-        </w:rPr>
-        <w:t>ArrayList</w:t>
-      </w:r>
-      <w:proofErr w:type="spellEnd"/>
-      <w:r>
-        <w:rPr>
-          <w:rFonts w:cstheme="minorHAnsi"/>
-          <w:sz w:val="24"/>
-          <w:szCs w:val="24"/>
-        </w:rPr>
-        <w:t>, Vector, and</w:t>
-      </w:r>
-    </w:p>
-    <w:p>
-      <w:pPr>
-        <w:jc w:val="both"/>
-        <w:rPr>
-          <w:rFonts w:cstheme="minorHAnsi"/>
-          <w:sz w:val="24"/>
-          <w:szCs w:val="24"/>
-        </w:rPr>
-      </w:pPr>
-      <w:proofErr w:type="spellStart"/>
-      <w:r>
-        <w:rPr>
-          <w:rFonts w:cstheme="minorHAnsi"/>
-          <w:sz w:val="24"/>
-          <w:szCs w:val="24"/>
-        </w:rPr>
-        <w:t>StringBuffer</w:t>
-      </w:r>
-      <w:proofErr w:type="spellEnd"/>
-      <w:r>
-        <w:rPr>
-          <w:rFonts w:cstheme="minorHAnsi"/>
-          <w:sz w:val="24"/>
-          <w:szCs w:val="24"/>
-        </w:rPr>
-        <w:t xml:space="preserve"> for dynamic data storage, management, and string manipulation.</w:t>
-      </w:r>
-    </w:p>
-    <w:p>
-      <w:pPr>
-        <w:jc w:val="both"/>
+        <w:t>TITLE:</w:t>
+      </w:r>
+      <w:r>
         <w:rPr>
           <w:rFonts w:cstheme="minorHAnsi"/>
           <w:b/>
@@ -495,7 +439,16 @@
           <w:sz w:val="24"/>
           <w:szCs w:val="24"/>
         </w:rPr>
-      </w:pPr>
+        <w:t xml:space="preserve"> </w:t>
+      </w:r>
+      <w:r>
+        <w:rPr>
+          <w:rFonts w:cstheme="minorHAnsi"/>
+          <w:sz w:val="24"/>
+          <w:szCs w:val="24"/>
+        </w:rPr>
+        <w:t>Write a Java program to demonstrate the use of an inner class, an anonymous class.</w:t>
+      </w:r>
     </w:p>
     <w:p>
       <w:pPr>
@@ -508,7 +461,10 @@
           <w:szCs w:val="24"/>
         </w:rPr>
       </w:pPr>
-      <w:r>
+    </w:p>
+    <w:p>
+      <w:pPr>
+        <w:jc w:val="both"/>
         <w:rPr>
           <w:rFonts w:cstheme="minorHAnsi"/>
           <w:b/>
@@ -516,84 +472,8 @@
           <w:sz w:val="24"/>
           <w:szCs w:val="24"/>
         </w:rPr>
-        <w:t>Problem Statement</w:t>
-      </w:r>
-    </w:p>
-    <w:p>
-      <w:pPr>
-        <w:jc w:val="both"/>
-        <w:rPr>
-          <w:rFonts w:cstheme="minorHAnsi"/>
-          <w:sz w:val="24"/>
-          <w:szCs w:val="24"/>
-        </w:rPr>
-      </w:pPr>
-      <w:r>
-        <w:rPr>
-          <w:rFonts w:cstheme="minorHAnsi"/>
-          <w:sz w:val="24"/>
-          <w:szCs w:val="24"/>
-        </w:rPr>
-        <w:t xml:space="preserve">Develop a Java application demonstrating the use of </w:t>
-      </w:r>
-      <w:proofErr w:type="spellStart"/>
-      <w:r>
-        <w:rPr>
-          <w:rFonts w:cstheme="minorHAnsi"/>
-          <w:sz w:val="24"/>
-          <w:szCs w:val="24"/>
-        </w:rPr>
-        <w:t>ArrayList</w:t>
-      </w:r>
-      <w:proofErr w:type="spellEnd"/>
-      <w:r>
-        <w:rPr>
-          <w:rFonts w:cstheme="minorHAnsi"/>
-          <w:sz w:val="24"/>
-          <w:szCs w:val="24"/>
-        </w:rPr>
-        <w:t xml:space="preserve">, Vector, and </w:t>
-      </w:r>
-      <w:proofErr w:type="spellStart"/>
-      <w:r>
-        <w:rPr>
-          <w:rFonts w:cstheme="minorHAnsi"/>
-          <w:sz w:val="24"/>
-          <w:szCs w:val="24"/>
-        </w:rPr>
-        <w:t>StringBuffer</w:t>
-      </w:r>
-      <w:proofErr w:type="spellEnd"/>
-      <w:r>
-        <w:rPr>
-          <w:rFonts w:cstheme="minorHAnsi"/>
-          <w:sz w:val="24"/>
-          <w:szCs w:val="24"/>
-        </w:rPr>
-        <w:t xml:space="preserve"> for</w:t>
-      </w:r>
-    </w:p>
-    <w:p>
-      <w:pPr>
-        <w:jc w:val="both"/>
-        <w:rPr>
-          <w:rFonts w:cstheme="minorHAnsi"/>
-          <w:sz w:val="24"/>
-          <w:szCs w:val="24"/>
-        </w:rPr>
-      </w:pPr>
-      <w:r>
-        <w:rPr>
-          <w:rFonts w:cstheme="minorHAnsi"/>
-          <w:sz w:val="24"/>
-          <w:szCs w:val="24"/>
-        </w:rPr>
-        <w:t>dynamic data storage, management, and string manipulation.</w:t>
-      </w:r>
-    </w:p>
-    <w:p>
-      <w:pPr>
-        <w:jc w:val="both"/>
+      </w:pPr>
+      <w:r>
         <w:rPr>
           <w:rFonts w:cstheme="minorHAnsi"/>
           <w:b/>
@@ -601,7 +481,26 @@
           <w:sz w:val="24"/>
           <w:szCs w:val="24"/>
         </w:rPr>
-      </w:pPr>
+        <w:t>Problem Statement</w:t>
+      </w:r>
+    </w:p>
+    <w:p>
+      <w:pPr>
+        <w:jc w:val="both"/>
+        <w:rPr>
+          <w:rFonts w:cstheme="minorHAnsi"/>
+          <w:sz w:val="24"/>
+          <w:szCs w:val="24"/>
+        </w:rPr>
+      </w:pPr>
+      <w:r>
+        <w:rPr>
+          <w:rFonts w:cstheme="minorHAnsi"/>
+          <w:sz w:val="24"/>
+          <w:szCs w:val="24"/>
+        </w:rPr>
+        <w:t>Write a Java program to demonstrate the use of an inner class, an anonymous class.</w:t>
+      </w:r>
     </w:p>
     <w:p>
       <w:pPr>
@@ -614,7 +513,10 @@
           <w:szCs w:val="24"/>
         </w:rPr>
       </w:pPr>
-      <w:r>
+    </w:p>
+    <w:p>
+      <w:pPr>
+        <w:jc w:val="both"/>
         <w:rPr>
           <w:rFonts w:cstheme="minorHAnsi"/>
           <w:b/>
@@ -622,76 +524,8 @@
           <w:sz w:val="24"/>
           <w:szCs w:val="24"/>
         </w:rPr>
-        <w:t>Learning Objectives</w:t>
-      </w:r>
-    </w:p>
-    <w:p>
-      <w:pPr>
-        <w:jc w:val="both"/>
-        <w:rPr>
-          <w:rFonts w:cstheme="minorHAnsi"/>
-          <w:sz w:val="24"/>
-          <w:szCs w:val="24"/>
-        </w:rPr>
-      </w:pPr>
-      <w:r>
-        <w:rPr>
-          <w:rFonts w:cstheme="minorHAnsi"/>
-          <w:sz w:val="24"/>
-          <w:szCs w:val="24"/>
-        </w:rPr>
-        <w:t xml:space="preserve">To implement dynamic data storage and string manipulation using </w:t>
-      </w:r>
-      <w:proofErr w:type="spellStart"/>
-      <w:r>
-        <w:rPr>
-          <w:rFonts w:cstheme="minorHAnsi"/>
-          <w:sz w:val="24"/>
-          <w:szCs w:val="24"/>
-        </w:rPr>
-        <w:t>ArrayList</w:t>
-      </w:r>
-      <w:proofErr w:type="spellEnd"/>
-      <w:r>
-        <w:rPr>
-          <w:rFonts w:cstheme="minorHAnsi"/>
-          <w:sz w:val="24"/>
-          <w:szCs w:val="24"/>
-        </w:rPr>
-        <w:t>, Vector, and</w:t>
-      </w:r>
-    </w:p>
-    <w:p>
-      <w:pPr>
-        <w:jc w:val="both"/>
-        <w:rPr>
-          <w:rFonts w:cstheme="minorHAnsi"/>
-          <w:sz w:val="24"/>
-          <w:szCs w:val="24"/>
-        </w:rPr>
-      </w:pPr>
-      <w:proofErr w:type="spellStart"/>
-      <w:r>
-        <w:rPr>
-          <w:rFonts w:cstheme="minorHAnsi"/>
-          <w:sz w:val="24"/>
-          <w:szCs w:val="24"/>
-        </w:rPr>
-        <w:t>StringBuffer</w:t>
-      </w:r>
-      <w:proofErr w:type="spellEnd"/>
-      <w:r>
-        <w:rPr>
-          <w:rFonts w:cstheme="minorHAnsi"/>
-          <w:sz w:val="24"/>
-          <w:szCs w:val="24"/>
-        </w:rPr>
-        <w:t>.</w:t>
-      </w:r>
-    </w:p>
-    <w:p>
-      <w:pPr>
-        <w:jc w:val="both"/>
+      </w:pPr>
+      <w:r>
         <w:rPr>
           <w:rFonts w:cstheme="minorHAnsi"/>
           <w:b/>
@@ -699,7 +533,26 @@
           <w:sz w:val="24"/>
           <w:szCs w:val="24"/>
         </w:rPr>
-      </w:pPr>
+        <w:t>Learning Objectives</w:t>
+      </w:r>
+    </w:p>
+    <w:p>
+      <w:pPr>
+        <w:jc w:val="both"/>
+        <w:rPr>
+          <w:rFonts w:cstheme="minorHAnsi"/>
+          <w:sz w:val="24"/>
+          <w:szCs w:val="24"/>
+        </w:rPr>
+      </w:pPr>
+      <w:r>
+        <w:rPr>
+          <w:rFonts w:cstheme="minorHAnsi"/>
+          <w:sz w:val="24"/>
+          <w:szCs w:val="24"/>
+        </w:rPr>
+        <w:t>To implement inner classes and anonymous classes for improving encapsulation and event handling in Java.</w:t>
+      </w:r>
     </w:p>
     <w:p>
       <w:pPr>
@@ -712,7 +565,9 @@
           <w:szCs w:val="24"/>
         </w:rPr>
       </w:pPr>
-      <w:r>
+    </w:p>
+    <w:p>
+      <w:pPr>
         <w:rPr>
           <w:rFonts w:cstheme="minorHAnsi"/>
           <w:b/>
@@ -720,84 +575,8 @@
           <w:sz w:val="24"/>
           <w:szCs w:val="24"/>
         </w:rPr>
-        <w:t>Theory</w:t>
-      </w:r>
-    </w:p>
-    <w:p>
-      <w:pPr>
-        <w:jc w:val="both"/>
-        <w:rPr>
-          <w:rFonts w:cstheme="minorHAnsi"/>
-          <w:sz w:val="24"/>
-          <w:szCs w:val="24"/>
-        </w:rPr>
-      </w:pPr>
-      <w:proofErr w:type="spellStart"/>
-      <w:r>
-        <w:rPr>
-          <w:rFonts w:cstheme="minorHAnsi"/>
-          <w:sz w:val="24"/>
-          <w:szCs w:val="24"/>
-        </w:rPr>
-        <w:t>ArrayList</w:t>
-      </w:r>
-      <w:proofErr w:type="spellEnd"/>
-      <w:r>
-        <w:rPr>
-          <w:rFonts w:cstheme="minorHAnsi"/>
-          <w:sz w:val="24"/>
-          <w:szCs w:val="24"/>
-        </w:rPr>
-        <w:t xml:space="preserve"> and Vector are dynamic array implementations provided by the Java Collections Framework. </w:t>
-      </w:r>
-      <w:proofErr w:type="spellStart"/>
-      <w:r>
-        <w:rPr>
-          <w:rFonts w:cstheme="minorHAnsi"/>
-          <w:sz w:val="24"/>
-          <w:szCs w:val="24"/>
-        </w:rPr>
-        <w:t>ArrayList</w:t>
-      </w:r>
-      <w:proofErr w:type="spellEnd"/>
-      <w:r>
-        <w:rPr>
-          <w:rFonts w:cstheme="minorHAnsi"/>
-          <w:sz w:val="24"/>
-          <w:szCs w:val="24"/>
-        </w:rPr>
-        <w:t xml:space="preserve"> offers faster performance in single-threaded applications, whereas Vector provides synchronized operations for thread safety. </w:t>
-      </w:r>
-      <w:proofErr w:type="spellStart"/>
-      <w:r>
-        <w:rPr>
-          <w:rFonts w:cstheme="minorHAnsi"/>
-          <w:sz w:val="24"/>
-          <w:szCs w:val="24"/>
-        </w:rPr>
-        <w:t>StringBuffer</w:t>
-      </w:r>
-      <w:proofErr w:type="spellEnd"/>
-      <w:r>
-        <w:rPr>
-          <w:rFonts w:cstheme="minorHAnsi"/>
-          <w:sz w:val="24"/>
-          <w:szCs w:val="24"/>
-        </w:rPr>
-        <w:t xml:space="preserve"> is a mutable sequence of characters that allows efficient string modification without creating new objects. These classes are commonly used in applications requiring dynamic memory allocation and efficient string processing.</w:t>
-      </w:r>
-    </w:p>
-    <w:p>
-      <w:pPr>
-        <w:rPr>
-          <w:rFonts w:cstheme="minorHAnsi"/>
-          <w:sz w:val="24"/>
-          <w:szCs w:val="24"/>
-        </w:rPr>
-      </w:pPr>
-    </w:p>
-    <w:p>
-      <w:pPr>
+      </w:pPr>
+      <w:r>
         <w:rPr>
           <w:rFonts w:cstheme="minorHAnsi"/>
           <w:b/>
@@ -805,7 +584,62 @@
           <w:sz w:val="24"/>
           <w:szCs w:val="24"/>
         </w:rPr>
-      </w:pPr>
+        <w:t>Theory</w:t>
+      </w:r>
+    </w:p>
+    <w:p>
+      <w:pPr>
+        <w:jc w:val="both"/>
+        <w:rPr>
+          <w:rFonts w:cstheme="minorHAnsi"/>
+          <w:sz w:val="24"/>
+          <w:szCs w:val="24"/>
+        </w:rPr>
+      </w:pPr>
+      <w:r>
+        <w:rPr>
+          <w:rFonts w:cstheme="minorHAnsi"/>
+          <w:sz w:val="24"/>
+          <w:szCs w:val="24"/>
+        </w:rPr>
+        <w:t>An inner class is a class created inside another class. It can directly access all the variables and methods of the outer class, even if they are private. Inner classes help keep closely related code together, making programs more organized, readable, and easier to maintain.</w:t>
+      </w:r>
+    </w:p>
+    <w:p>
+      <w:pPr>
+        <w:jc w:val="both"/>
+        <w:rPr>
+          <w:rFonts w:cstheme="minorHAnsi"/>
+          <w:sz w:val="24"/>
+          <w:szCs w:val="24"/>
+        </w:rPr>
+      </w:pPr>
+      <w:r>
+        <w:rPr>
+          <w:rFonts w:cstheme="minorHAnsi"/>
+          <w:sz w:val="24"/>
+          <w:szCs w:val="24"/>
+        </w:rPr>
+        <w:t>An anonymous class is a special type of inner class that does not have a name. It is created and used only once, usually when implementing an interface or extending an abstract class. Since there is no need to create a separate class file, it helps reduce the amount of code.</w:t>
+      </w:r>
+    </w:p>
+    <w:p>
+      <w:pPr>
+        <w:jc w:val="both"/>
+        <w:rPr>
+          <w:rFonts w:cstheme="minorHAnsi"/>
+          <w:sz w:val="24"/>
+          <w:szCs w:val="24"/>
+        </w:rPr>
+      </w:pPr>
+      <w:r>
+        <w:rPr>
+          <w:rFonts w:cstheme="minorHAnsi"/>
+          <w:sz w:val="24"/>
+          <w:szCs w:val="24"/>
+        </w:rPr>
+        <w:t>Both inner classes and anonymous classes are commonly used in Java, especially in GUI applications and event handling. They make programs cleaner, simpler, and easier to manage.</w:t>
+      </w:r>
     </w:p>
     <w:p>
       <w:pPr>
@@ -864,6 +698,7 @@
     </w:p>
     <w:p>
       <w:pPr>
+        <w:jc w:val="both"/>
         <w:rPr>
           <w:rFonts w:cstheme="minorHAnsi"/>
           <w:b/>
@@ -880,33 +715,63 @@
           <w:sz w:val="24"/>
           <w:szCs w:val="24"/>
         </w:rPr>
-        <w:t>Source Code</w:t>
-      </w:r>
-    </w:p>
-    <w:p>
-      <w:pPr>
-        <w:rPr>
-          <w:rFonts w:cstheme="minorHAnsi"/>
-          <w:b/>
-          <w:bCs/>
-          <w:sz w:val="24"/>
-          <w:szCs w:val="24"/>
-        </w:rPr>
-      </w:pPr>
-      <w:r>
-        <w:rPr>
-          <w:rFonts w:cstheme="minorHAnsi"/>
-          <w:b/>
-          <w:bCs/>
-          <w:noProof/>
+        <w:lastRenderedPageBreak/>
+        <w:t>Exercise</w:t>
+      </w:r>
+    </w:p>
+    <w:p>
+      <w:pPr>
+        <w:jc w:val="both"/>
+        <w:rPr>
+          <w:rFonts w:cstheme="minorHAnsi"/>
+          <w:sz w:val="24"/>
+          <w:szCs w:val="24"/>
+        </w:rPr>
+      </w:pPr>
+      <w:r>
+        <w:rPr>
+          <w:rFonts w:cstheme="minorHAnsi"/>
+          <w:sz w:val="24"/>
+          <w:szCs w:val="24"/>
+        </w:rPr>
+        <w:t>1.Create a Vehicle program where an inner class displays vehicle details and anonymous class</w:t>
+      </w:r>
+      <w:r>
+        <w:rPr>
+          <w:rFonts w:cstheme="minorHAnsi"/>
+          <w:sz w:val="24"/>
+          <w:szCs w:val="24"/>
+        </w:rPr>
+        <w:t xml:space="preserve"> </w:t>
+      </w:r>
+      <w:r>
+        <w:rPr>
+          <w:rFonts w:cstheme="minorHAnsi"/>
+          <w:sz w:val="24"/>
+          <w:szCs w:val="24"/>
+        </w:rPr>
+        <w:t>performs an action.</w:t>
+      </w:r>
+    </w:p>
+    <w:p>
+      <w:pPr>
+        <w:rPr>
+          <w:rFonts w:cstheme="minorHAnsi"/>
+          <w:sz w:val="24"/>
+          <w:szCs w:val="24"/>
+        </w:rPr>
+      </w:pPr>
+      <w:r>
+        <w:rPr>
+          <w:rFonts w:cstheme="minorHAnsi"/>
           <w:sz w:val="24"/>
           <w:szCs w:val="24"/>
         </w:rPr>
         <w:drawing>
-          <wp:inline distT="0" distB="0" distL="0" distR="0" wp14:anchorId="57DAE3DF" wp14:editId="0364BE2D">
-            <wp:extent cx="5334462" cy="3284505"/>
-            <wp:effectExtent l="0" t="0" r="0" b="0"/>
-            <wp:docPr id="1998680365" name="Picture 1"/>
+          <wp:inline distT="0" distB="0" distL="0" distR="0" wp14:anchorId="2E7ABC7B" wp14:editId="143343F4">
+            <wp:extent cx="4206605" cy="2057578"/>
+            <wp:effectExtent l="0" t="0" r="3810" b="0"/>
+            <wp:docPr id="1379924245" name="Picture 1"/>
             <wp:cNvGraphicFramePr>
               <a:graphicFrameLocks xmlns:a="http://schemas.openxmlformats.org/drawingml/2006/main" noChangeAspect="1"/>
             </wp:cNvGraphicFramePr>
@@ -914,7 +779,7 @@
               <a:graphicData uri="http://schemas.openxmlformats.org/drawingml/2006/picture">
                 <pic:pic xmlns:pic="http://schemas.openxmlformats.org/drawingml/2006/picture">
                   <pic:nvPicPr>
-                    <pic:cNvPr id="1998680365" name=""/>
+                    <pic:cNvPr id="1379924245" name=""/>
                     <pic:cNvPicPr/>
                   </pic:nvPicPr>
                   <pic:blipFill>
@@ -926,7 +791,7 @@
                   <pic:spPr>
                     <a:xfrm>
                       <a:off x="0" y="0"/>
-                      <a:ext cx="5334462" cy="3284505"/>
+                      <a:ext cx="4206605" cy="2057578"/>
                     </a:xfrm>
                     <a:prstGeom prst="rect">
                       <a:avLst/>
@@ -943,37 +808,21 @@
       <w:pPr>
         <w:rPr>
           <w:rFonts w:cstheme="minorHAnsi"/>
-          <w:b/>
-          <w:bCs/>
-          <w:sz w:val="24"/>
-          <w:szCs w:val="24"/>
-        </w:rPr>
-      </w:pPr>
-    </w:p>
-    <w:p>
-      <w:pPr>
-        <w:rPr>
-          <w:rFonts w:cstheme="minorHAnsi"/>
-          <w:b/>
-          <w:bCs/>
-          <w:sz w:val="24"/>
-          <w:szCs w:val="24"/>
-        </w:rPr>
-      </w:pPr>
-      <w:r>
-        <w:rPr>
-          <w:rFonts w:cstheme="minorHAnsi"/>
-          <w:b/>
-          <w:bCs/>
-          <w:noProof/>
+          <w:sz w:val="24"/>
+          <w:szCs w:val="24"/>
+        </w:rPr>
+      </w:pPr>
+      <w:r>
+        <w:rPr>
+          <w:rFonts w:cstheme="minorHAnsi"/>
           <w:sz w:val="24"/>
           <w:szCs w:val="24"/>
         </w:rPr>
         <w:drawing>
-          <wp:inline distT="0" distB="0" distL="0" distR="0" wp14:anchorId="3F5117C8" wp14:editId="250A21CF">
-            <wp:extent cx="2644369" cy="701101"/>
-            <wp:effectExtent l="0" t="0" r="3810" b="3810"/>
-            <wp:docPr id="929293656" name="Picture 1"/>
+          <wp:inline distT="0" distB="0" distL="0" distR="0" wp14:anchorId="226E2456" wp14:editId="3997EECE">
+            <wp:extent cx="3939881" cy="2941575"/>
+            <wp:effectExtent l="0" t="0" r="3810" b="0"/>
+            <wp:docPr id="1388554097" name="Picture 1"/>
             <wp:cNvGraphicFramePr>
               <a:graphicFrameLocks xmlns:a="http://schemas.openxmlformats.org/drawingml/2006/main" noChangeAspect="1"/>
             </wp:cNvGraphicFramePr>
@@ -981,7 +830,7 @@
               <a:graphicData uri="http://schemas.openxmlformats.org/drawingml/2006/picture">
                 <pic:pic xmlns:pic="http://schemas.openxmlformats.org/drawingml/2006/picture">
                   <pic:nvPicPr>
-                    <pic:cNvPr id="929293656" name=""/>
+                    <pic:cNvPr id="1388554097" name=""/>
                     <pic:cNvPicPr/>
                   </pic:nvPicPr>
                   <pic:blipFill>
@@ -993,7 +842,7 @@
                   <pic:spPr>
                     <a:xfrm>
                       <a:off x="0" y="0"/>
-                      <a:ext cx="2644369" cy="701101"/>
+                      <a:ext cx="3939881" cy="2941575"/>
                     </a:xfrm>
                     <a:prstGeom prst="rect">
                       <a:avLst/>
@@ -1010,47 +859,38 @@
       <w:pPr>
         <w:rPr>
           <w:rFonts w:cstheme="minorHAnsi"/>
-          <w:b/>
-          <w:bCs/>
-          <w:sz w:val="24"/>
-          <w:szCs w:val="24"/>
-        </w:rPr>
-      </w:pPr>
-      <w:r>
-        <w:rPr>
-          <w:rFonts w:cstheme="minorHAnsi"/>
-          <w:b/>
-          <w:bCs/>
-          <w:sz w:val="24"/>
-          <w:szCs w:val="24"/>
-        </w:rPr>
-        <w:t>Vector</w:t>
-      </w:r>
-    </w:p>
-    <w:p>
-      <w:pPr>
-        <w:rPr>
-          <w:rFonts w:cstheme="minorHAnsi"/>
-          <w:b/>
-          <w:bCs/>
-          <w:sz w:val="24"/>
-          <w:szCs w:val="24"/>
-        </w:rPr>
-      </w:pPr>
-      <w:r>
-        <w:rPr>
-          <w:rFonts w:cstheme="minorHAnsi"/>
-          <w:b/>
-          <w:bCs/>
-          <w:noProof/>
+          <w:sz w:val="24"/>
+          <w:szCs w:val="24"/>
+        </w:rPr>
+      </w:pPr>
+      <w:r>
+        <w:rPr>
+          <w:rFonts w:cstheme="minorHAnsi"/>
+          <w:sz w:val="24"/>
+          <w:szCs w:val="24"/>
+        </w:rPr>
+        <w:t>Outcome</w:t>
+      </w:r>
+    </w:p>
+    <w:p>
+      <w:pPr>
+        <w:rPr>
+          <w:rFonts w:cstheme="minorHAnsi"/>
+          <w:sz w:val="24"/>
+          <w:szCs w:val="24"/>
+        </w:rPr>
+      </w:pPr>
+      <w:r>
+        <w:rPr>
+          <w:rFonts w:cstheme="minorHAnsi"/>
           <w:sz w:val="24"/>
           <w:szCs w:val="24"/>
         </w:rPr>
         <w:drawing>
-          <wp:inline distT="0" distB="0" distL="0" distR="0" wp14:anchorId="6BD6B87A" wp14:editId="27700507">
-            <wp:extent cx="4762913" cy="3101609"/>
-            <wp:effectExtent l="0" t="0" r="0" b="3810"/>
-            <wp:docPr id="224706851" name="Picture 1"/>
+          <wp:inline distT="0" distB="0" distL="0" distR="0" wp14:anchorId="6AE2C4E6" wp14:editId="6A1978A3">
+            <wp:extent cx="1348857" cy="472481"/>
+            <wp:effectExtent l="0" t="0" r="3810" b="3810"/>
+            <wp:docPr id="1613189483" name="Picture 1"/>
             <wp:cNvGraphicFramePr>
               <a:graphicFrameLocks xmlns:a="http://schemas.openxmlformats.org/drawingml/2006/main" noChangeAspect="1"/>
             </wp:cNvGraphicFramePr>
@@ -1058,7 +898,7 @@
               <a:graphicData uri="http://schemas.openxmlformats.org/drawingml/2006/picture">
                 <pic:pic xmlns:pic="http://schemas.openxmlformats.org/drawingml/2006/picture">
                   <pic:nvPicPr>
-                    <pic:cNvPr id="224706851" name=""/>
+                    <pic:cNvPr id="1613189483" name=""/>
                     <pic:cNvPicPr/>
                   </pic:nvPicPr>
                   <pic:blipFill>
@@ -1070,7 +910,7 @@
                   <pic:spPr>
                     <a:xfrm>
                       <a:off x="0" y="0"/>
-                      <a:ext cx="4762913" cy="3101609"/>
+                      <a:ext cx="1348857" cy="472481"/>
                     </a:xfrm>
                     <a:prstGeom prst="rect">
                       <a:avLst/>
@@ -1085,29 +925,32 @@
     </w:p>
     <w:p>
       <w:pPr>
-        <w:rPr>
-          <w:rFonts w:cstheme="minorHAnsi"/>
-          <w:b/>
-          <w:bCs/>
-          <w:sz w:val="24"/>
-          <w:szCs w:val="24"/>
-        </w:rPr>
-      </w:pPr>
-      <w:r>
-        <w:rPr>
-          <w:rFonts w:cstheme="minorHAnsi"/>
-          <w:b/>
-          <w:bCs/>
-          <w:noProof/>
-          <w:sz w:val="24"/>
-          <w:szCs w:val="24"/>
-        </w:rPr>
-        <w:lastRenderedPageBreak/>
+        <w:jc w:val="both"/>
+        <w:rPr>
+          <w:rFonts w:cstheme="minorHAnsi"/>
+          <w:sz w:val="24"/>
+          <w:szCs w:val="24"/>
+        </w:rPr>
+      </w:pPr>
+      <w:r>
+        <w:rPr>
+          <w:rFonts w:cstheme="minorHAnsi"/>
+          <w:sz w:val="24"/>
+          <w:szCs w:val="24"/>
+        </w:rPr>
         <w:drawing>
-          <wp:inline distT="0" distB="0" distL="0" distR="0" wp14:anchorId="21DAA52F" wp14:editId="5BFFBF22">
-            <wp:extent cx="2225233" cy="662997"/>
-            <wp:effectExtent l="0" t="0" r="3810" b="3810"/>
-            <wp:docPr id="992837612" name="Picture 1"/>
+          <wp:anchor distT="0" distB="0" distL="114300" distR="114300" simplePos="0" relativeHeight="251659264" behindDoc="0" locked="0" layoutInCell="1" allowOverlap="1" wp14:anchorId="30E8A632" wp14:editId="78BF4365">
+            <wp:simplePos x="0" y="0"/>
+            <wp:positionH relativeFrom="margin">
+              <wp:align>left</wp:align>
+            </wp:positionH>
+            <wp:positionV relativeFrom="paragraph">
+              <wp:posOffset>482600</wp:posOffset>
+            </wp:positionV>
+            <wp:extent cx="4152900" cy="2034540"/>
+            <wp:effectExtent l="0" t="0" r="0" b="3810"/>
+            <wp:wrapNone/>
+            <wp:docPr id="1341458920" name="Picture 1"/>
             <wp:cNvGraphicFramePr>
               <a:graphicFrameLocks xmlns:a="http://schemas.openxmlformats.org/drawingml/2006/main" noChangeAspect="1"/>
             </wp:cNvGraphicFramePr>
@@ -1115,11 +958,17 @@
               <a:graphicData uri="http://schemas.openxmlformats.org/drawingml/2006/picture">
                 <pic:pic xmlns:pic="http://schemas.openxmlformats.org/drawingml/2006/picture">
                   <pic:nvPicPr>
-                    <pic:cNvPr id="992837612" name=""/>
+                    <pic:cNvPr id="1341458920" name=""/>
                     <pic:cNvPicPr/>
                   </pic:nvPicPr>
                   <pic:blipFill>
-                    <a:blip r:embed="rId10"/>
+                    <a:blip r:embed="rId10">
+                      <a:extLst>
+                        <a:ext uri="{28A0092B-C50C-407E-A947-70E740481C1C}">
+                          <a14:useLocalDpi xmlns:a14="http://schemas.microsoft.com/office/drawing/2010/main" val="0"/>
+                        </a:ext>
+                      </a:extLst>
+                    </a:blip>
                     <a:stretch>
                       <a:fillRect/>
                     </a:stretch>
@@ -1127,7 +976,7 @@
                   <pic:spPr>
                     <a:xfrm>
                       <a:off x="0" y="0"/>
-                      <a:ext cx="2225233" cy="662997"/>
+                      <a:ext cx="4152900" cy="2034540"/>
                     </a:xfrm>
                     <a:prstGeom prst="rect">
                       <a:avLst/>
@@ -1136,133 +985,735 @@
                 </pic:pic>
               </a:graphicData>
             </a:graphic>
-          </wp:inline>
+          </wp:anchor>
         </w:drawing>
       </w:r>
-    </w:p>
-    <w:p>
-      <w:pPr>
-        <w:rPr>
-          <w:rFonts w:cstheme="minorHAnsi"/>
-          <w:b/>
-          <w:bCs/>
-          <w:sz w:val="24"/>
-          <w:szCs w:val="24"/>
-        </w:rPr>
-      </w:pPr>
-    </w:p>
-    <w:p>
-      <w:pPr>
-        <w:rPr>
-          <w:rFonts w:cstheme="minorHAnsi"/>
-          <w:b/>
-          <w:bCs/>
-          <w:sz w:val="24"/>
-          <w:szCs w:val="24"/>
-        </w:rPr>
-      </w:pPr>
-      <w:r>
-        <w:rPr>
-          <w:rFonts w:cstheme="minorHAnsi"/>
-          <w:b/>
-          <w:bCs/>
-          <w:sz w:val="24"/>
-          <w:szCs w:val="24"/>
-        </w:rPr>
-        <w:t>Exercise</w:t>
-      </w:r>
-    </w:p>
-    <w:p>
-      <w:pPr>
-        <w:jc w:val="both"/>
-        <w:rPr>
-          <w:rFonts w:cstheme="minorHAnsi"/>
-          <w:sz w:val="24"/>
-          <w:szCs w:val="24"/>
-        </w:rPr>
-      </w:pPr>
-      <w:r>
-        <w:rPr>
-          <w:rFonts w:cstheme="minorHAnsi"/>
-          <w:sz w:val="24"/>
-          <w:szCs w:val="24"/>
-        </w:rPr>
-        <w:t xml:space="preserve">1. Create a To-Do List application using </w:t>
-      </w:r>
-      <w:proofErr w:type="spellStart"/>
-      <w:r>
-        <w:rPr>
-          <w:rFonts w:cstheme="minorHAnsi"/>
-          <w:sz w:val="24"/>
-          <w:szCs w:val="24"/>
-        </w:rPr>
-        <w:t>ArrayList</w:t>
-      </w:r>
-      <w:proofErr w:type="spellEnd"/>
-      <w:r>
-        <w:rPr>
-          <w:rFonts w:cstheme="minorHAnsi"/>
-          <w:sz w:val="24"/>
-          <w:szCs w:val="24"/>
-        </w:rPr>
-        <w:t xml:space="preserve"> to store tasks and </w:t>
-      </w:r>
-      <w:proofErr w:type="spellStart"/>
-      <w:r>
-        <w:rPr>
-          <w:rFonts w:cstheme="minorHAnsi"/>
-          <w:sz w:val="24"/>
-          <w:szCs w:val="24"/>
-        </w:rPr>
-        <w:t>StringBuffer</w:t>
-      </w:r>
-      <w:proofErr w:type="spellEnd"/>
-      <w:r>
-        <w:rPr>
-          <w:rFonts w:cstheme="minorHAnsi"/>
-          <w:sz w:val="24"/>
-          <w:szCs w:val="24"/>
-        </w:rPr>
-        <w:t xml:space="preserve"> to display</w:t>
-      </w:r>
-    </w:p>
-    <w:p>
-      <w:pPr>
-        <w:jc w:val="both"/>
-        <w:rPr>
-          <w:rFonts w:cstheme="minorHAnsi"/>
-          <w:sz w:val="24"/>
-          <w:szCs w:val="24"/>
-        </w:rPr>
-      </w:pPr>
-      <w:r>
-        <w:rPr>
-          <w:rFonts w:cstheme="minorHAnsi"/>
-          <w:sz w:val="24"/>
-          <w:szCs w:val="24"/>
-        </w:rPr>
-        <w:t>tasks.</w:t>
-      </w:r>
-    </w:p>
-    <w:p>
-      <w:pPr>
-        <w:rPr>
-          <w:rFonts w:cstheme="minorHAnsi"/>
-          <w:sz w:val="24"/>
-          <w:szCs w:val="24"/>
-        </w:rPr>
-      </w:pPr>
-      <w:r>
-        <w:rPr>
-          <w:rFonts w:cstheme="minorHAnsi"/>
-          <w:sz w:val="24"/>
-          <w:szCs w:val="24"/>
-        </w:rPr>
+      <w:r>
+        <w:rPr>
+          <w:rFonts w:cstheme="minorHAnsi"/>
+          <w:sz w:val="24"/>
+          <w:szCs w:val="24"/>
+        </w:rPr>
+        <w:t>2. Develop a Food Delivery Application where an inner class handles order details and anonymous</w:t>
+      </w:r>
+      <w:r>
+        <w:rPr>
+          <w:rFonts w:cstheme="minorHAnsi"/>
+          <w:sz w:val="24"/>
+          <w:szCs w:val="24"/>
+        </w:rPr>
+        <w:t xml:space="preserve"> </w:t>
+      </w:r>
+      <w:r>
+        <w:rPr>
+          <w:rFonts w:cstheme="minorHAnsi"/>
+          <w:sz w:val="24"/>
+          <w:szCs w:val="24"/>
+        </w:rPr>
+        <w:t>classes handle delivery status updates.</w:t>
+      </w:r>
+    </w:p>
+    <w:p>
+      <w:pPr>
+        <w:rPr>
+          <w:rFonts w:cstheme="minorHAnsi"/>
+          <w:sz w:val="24"/>
+          <w:szCs w:val="24"/>
+        </w:rPr>
+      </w:pPr>
+      <w:r>
+        <w:rPr>
+          <w:rFonts w:cstheme="minorHAnsi"/>
+          <w:sz w:val="24"/>
+          <w:szCs w:val="24"/>
+        </w:rPr>
+        <w:tab/>
+      </w:r>
+      <w:r>
+        <w:rPr>
+          <w:rFonts w:cstheme="minorHAnsi"/>
+          <w:sz w:val="24"/>
+          <w:szCs w:val="24"/>
+        </w:rPr>
+        <w:tab/>
+      </w:r>
+      <w:r>
+        <w:rPr>
+          <w:rFonts w:cstheme="minorHAnsi"/>
+          <w:sz w:val="24"/>
+          <w:szCs w:val="24"/>
+        </w:rPr>
+        <w:tab/>
+      </w:r>
+      <w:r>
+        <w:rPr>
+          <w:rFonts w:cstheme="minorHAnsi"/>
+          <w:sz w:val="24"/>
+          <w:szCs w:val="24"/>
+        </w:rPr>
+        <w:tab/>
+      </w:r>
+      <w:r>
+        <w:rPr>
+          <w:rFonts w:cstheme="minorHAnsi"/>
+          <w:sz w:val="24"/>
+          <w:szCs w:val="24"/>
+        </w:rPr>
+        <w:tab/>
+      </w:r>
+      <w:r>
+        <w:rPr>
+          <w:rFonts w:cstheme="minorHAnsi"/>
+          <w:sz w:val="24"/>
+          <w:szCs w:val="24"/>
+        </w:rPr>
+        <w:tab/>
+      </w:r>
+      <w:r>
+        <w:rPr>
+          <w:rFonts w:cstheme="minorHAnsi"/>
+          <w:sz w:val="24"/>
+          <w:szCs w:val="24"/>
+        </w:rPr>
+        <w:tab/>
+      </w:r>
+      <w:r>
+        <w:rPr>
+          <w:rFonts w:cstheme="minorHAnsi"/>
+          <w:sz w:val="24"/>
+          <w:szCs w:val="24"/>
+        </w:rPr>
+        <w:tab/>
+      </w:r>
+      <w:r>
+        <w:rPr>
+          <w:rFonts w:cstheme="minorHAnsi"/>
+          <w:sz w:val="24"/>
+          <w:szCs w:val="24"/>
+        </w:rPr>
+        <w:tab/>
+      </w:r>
+      <w:r>
+        <w:rPr>
+          <w:rFonts w:cstheme="minorHAnsi"/>
+          <w:sz w:val="24"/>
+          <w:szCs w:val="24"/>
+        </w:rPr>
+        <w:tab/>
+      </w:r>
+      <w:r>
+        <w:rPr>
+          <w:rFonts w:cstheme="minorHAnsi"/>
+          <w:sz w:val="24"/>
+          <w:szCs w:val="24"/>
+        </w:rPr>
+        <w:tab/>
+      </w:r>
+      <w:r>
+        <w:rPr>
+          <w:rFonts w:cstheme="minorHAnsi"/>
+          <w:sz w:val="24"/>
+          <w:szCs w:val="24"/>
+        </w:rPr>
+        <w:tab/>
+      </w:r>
+      <w:r>
+        <w:rPr>
+          <w:rFonts w:cstheme="minorHAnsi"/>
+          <w:sz w:val="24"/>
+          <w:szCs w:val="24"/>
+        </w:rPr>
+        <w:tab/>
+      </w:r>
+      <w:r>
+        <w:rPr>
+          <w:rFonts w:cstheme="minorHAnsi"/>
+          <w:sz w:val="24"/>
+          <w:szCs w:val="24"/>
+        </w:rPr>
+        <w:tab/>
+      </w:r>
+      <w:r>
+        <w:rPr>
+          <w:rFonts w:cstheme="minorHAnsi"/>
+          <w:sz w:val="24"/>
+          <w:szCs w:val="24"/>
+        </w:rPr>
+        <w:tab/>
+      </w:r>
+      <w:r>
+        <w:rPr>
+          <w:rFonts w:cstheme="minorHAnsi"/>
+          <w:sz w:val="24"/>
+          <w:szCs w:val="24"/>
+        </w:rPr>
+        <w:tab/>
+      </w:r>
+      <w:r>
+        <w:rPr>
+          <w:rFonts w:cstheme="minorHAnsi"/>
+          <w:sz w:val="24"/>
+          <w:szCs w:val="24"/>
+        </w:rPr>
+        <w:tab/>
+      </w:r>
+      <w:r>
+        <w:rPr>
+          <w:rFonts w:cstheme="minorHAnsi"/>
+          <w:sz w:val="24"/>
+          <w:szCs w:val="24"/>
+        </w:rPr>
+        <w:tab/>
+      </w:r>
+      <w:r>
+        <w:rPr>
+          <w:rFonts w:cstheme="minorHAnsi"/>
+          <w:sz w:val="24"/>
+          <w:szCs w:val="24"/>
+        </w:rPr>
+        <w:tab/>
+      </w:r>
+      <w:r>
+        <w:rPr>
+          <w:rFonts w:cstheme="minorHAnsi"/>
+          <w:sz w:val="24"/>
+          <w:szCs w:val="24"/>
+        </w:rPr>
+        <w:tab/>
+      </w:r>
+      <w:r>
+        <w:rPr>
+          <w:rFonts w:cstheme="minorHAnsi"/>
+          <w:sz w:val="24"/>
+          <w:szCs w:val="24"/>
+        </w:rPr>
+        <w:tab/>
+      </w:r>
+      <w:r>
+        <w:rPr>
+          <w:rFonts w:cstheme="minorHAnsi"/>
+          <w:sz w:val="24"/>
+          <w:szCs w:val="24"/>
+        </w:rPr>
+        <w:tab/>
+      </w:r>
+      <w:r>
+        <w:rPr>
+          <w:rFonts w:cstheme="minorHAnsi"/>
+          <w:sz w:val="24"/>
+          <w:szCs w:val="24"/>
+        </w:rPr>
+        <w:tab/>
+      </w:r>
+      <w:r>
+        <w:rPr>
+          <w:rFonts w:cstheme="minorHAnsi"/>
+          <w:sz w:val="24"/>
+          <w:szCs w:val="24"/>
+        </w:rPr>
+        <w:tab/>
+      </w:r>
+      <w:r>
+        <w:rPr>
+          <w:rFonts w:cstheme="minorHAnsi"/>
+          <w:sz w:val="24"/>
+          <w:szCs w:val="24"/>
+        </w:rPr>
+        <w:tab/>
+      </w:r>
+      <w:r>
+        <w:rPr>
+          <w:rFonts w:cstheme="minorHAnsi"/>
+          <w:sz w:val="24"/>
+          <w:szCs w:val="24"/>
+        </w:rPr>
+        <w:tab/>
+      </w:r>
+      <w:r>
+        <w:rPr>
+          <w:rFonts w:cstheme="minorHAnsi"/>
+          <w:sz w:val="24"/>
+          <w:szCs w:val="24"/>
+        </w:rPr>
+        <w:tab/>
+      </w:r>
+      <w:r>
+        <w:rPr>
+          <w:rFonts w:cstheme="minorHAnsi"/>
+          <w:sz w:val="24"/>
+          <w:szCs w:val="24"/>
+        </w:rPr>
+        <w:tab/>
+      </w:r>
+      <w:r>
+        <w:rPr>
+          <w:rFonts w:cstheme="minorHAnsi"/>
+          <w:sz w:val="24"/>
+          <w:szCs w:val="24"/>
+        </w:rPr>
+        <w:tab/>
+      </w:r>
+      <w:r>
+        <w:rPr>
+          <w:rFonts w:cstheme="minorHAnsi"/>
+          <w:sz w:val="24"/>
+          <w:szCs w:val="24"/>
+        </w:rPr>
+        <w:tab/>
+      </w:r>
+      <w:r>
+        <w:rPr>
+          <w:rFonts w:cstheme="minorHAnsi"/>
+          <w:sz w:val="24"/>
+          <w:szCs w:val="24"/>
+        </w:rPr>
+        <w:tab/>
+      </w:r>
+      <w:r>
+        <w:rPr>
+          <w:rFonts w:cstheme="minorHAnsi"/>
+          <w:sz w:val="24"/>
+          <w:szCs w:val="24"/>
+        </w:rPr>
+        <w:tab/>
+      </w:r>
+      <w:r>
+        <w:rPr>
+          <w:rFonts w:cstheme="minorHAnsi"/>
+          <w:sz w:val="24"/>
+          <w:szCs w:val="24"/>
+        </w:rPr>
+        <w:tab/>
+      </w:r>
+      <w:r>
+        <w:rPr>
+          <w:rFonts w:cstheme="minorHAnsi"/>
+          <w:sz w:val="24"/>
+          <w:szCs w:val="24"/>
+        </w:rPr>
+        <w:tab/>
+      </w:r>
+      <w:r>
+        <w:rPr>
+          <w:rFonts w:cstheme="minorHAnsi"/>
+          <w:sz w:val="24"/>
+          <w:szCs w:val="24"/>
+        </w:rPr>
+        <w:tab/>
+      </w:r>
+      <w:r>
+        <w:rPr>
+          <w:rFonts w:cstheme="minorHAnsi"/>
+          <w:sz w:val="24"/>
+          <w:szCs w:val="24"/>
+        </w:rPr>
+        <w:tab/>
+      </w:r>
+      <w:r>
+        <w:rPr>
+          <w:rFonts w:cstheme="minorHAnsi"/>
+          <w:sz w:val="24"/>
+          <w:szCs w:val="24"/>
+        </w:rPr>
+        <w:tab/>
+      </w:r>
+      <w:r>
+        <w:rPr>
+          <w:rFonts w:cstheme="minorHAnsi"/>
+          <w:sz w:val="24"/>
+          <w:szCs w:val="24"/>
+        </w:rPr>
+        <w:tab/>
+      </w:r>
+      <w:r>
+        <w:rPr>
+          <w:rFonts w:cstheme="minorHAnsi"/>
+          <w:sz w:val="24"/>
+          <w:szCs w:val="24"/>
+        </w:rPr>
+        <w:tab/>
+      </w:r>
+      <w:r>
+        <w:rPr>
+          <w:rFonts w:cstheme="minorHAnsi"/>
+          <w:sz w:val="24"/>
+          <w:szCs w:val="24"/>
+        </w:rPr>
+        <w:tab/>
+      </w:r>
+      <w:r>
+        <w:rPr>
+          <w:rFonts w:cstheme="minorHAnsi"/>
+          <w:sz w:val="24"/>
+          <w:szCs w:val="24"/>
+        </w:rPr>
+        <w:tab/>
+      </w:r>
+      <w:r>
+        <w:rPr>
+          <w:rFonts w:cstheme="minorHAnsi"/>
+          <w:sz w:val="24"/>
+          <w:szCs w:val="24"/>
+        </w:rPr>
+        <w:tab/>
+      </w:r>
+      <w:r>
+        <w:rPr>
+          <w:rFonts w:cstheme="minorHAnsi"/>
+          <w:sz w:val="24"/>
+          <w:szCs w:val="24"/>
+        </w:rPr>
+        <w:tab/>
+      </w:r>
+      <w:r>
+        <w:rPr>
+          <w:rFonts w:cstheme="minorHAnsi"/>
+          <w:sz w:val="24"/>
+          <w:szCs w:val="24"/>
+        </w:rPr>
+        <w:tab/>
+      </w:r>
+      <w:r>
+        <w:rPr>
+          <w:rFonts w:cstheme="minorHAnsi"/>
+          <w:sz w:val="24"/>
+          <w:szCs w:val="24"/>
+        </w:rPr>
+        <w:tab/>
+      </w:r>
+      <w:r>
+        <w:rPr>
+          <w:rFonts w:cstheme="minorHAnsi"/>
+          <w:sz w:val="24"/>
+          <w:szCs w:val="24"/>
+        </w:rPr>
+        <w:tab/>
+      </w:r>
+      <w:r>
+        <w:rPr>
+          <w:rFonts w:cstheme="minorHAnsi"/>
+          <w:sz w:val="24"/>
+          <w:szCs w:val="24"/>
+        </w:rPr>
+        <w:tab/>
+      </w:r>
+      <w:r>
+        <w:rPr>
+          <w:rFonts w:cstheme="minorHAnsi"/>
+          <w:sz w:val="24"/>
+          <w:szCs w:val="24"/>
+        </w:rPr>
+        <w:tab/>
+      </w:r>
+      <w:r>
+        <w:rPr>
+          <w:rFonts w:cstheme="minorHAnsi"/>
+          <w:sz w:val="24"/>
+          <w:szCs w:val="24"/>
+        </w:rPr>
+        <w:tab/>
+      </w:r>
+      <w:r>
+        <w:rPr>
+          <w:rFonts w:cstheme="minorHAnsi"/>
+          <w:sz w:val="24"/>
+          <w:szCs w:val="24"/>
+        </w:rPr>
+        <w:tab/>
+      </w:r>
+      <w:r>
+        <w:rPr>
+          <w:rFonts w:cstheme="minorHAnsi"/>
+          <w:sz w:val="24"/>
+          <w:szCs w:val="24"/>
+        </w:rPr>
+        <w:tab/>
+      </w:r>
+      <w:r>
+        <w:rPr>
+          <w:rFonts w:cstheme="minorHAnsi"/>
+          <w:sz w:val="24"/>
+          <w:szCs w:val="24"/>
+        </w:rPr>
+        <w:tab/>
+      </w:r>
+      <w:r>
+        <w:rPr>
+          <w:rFonts w:cstheme="minorHAnsi"/>
+          <w:sz w:val="24"/>
+          <w:szCs w:val="24"/>
+        </w:rPr>
+        <w:tab/>
+      </w:r>
+      <w:r>
+        <w:rPr>
+          <w:rFonts w:cstheme="minorHAnsi"/>
+          <w:sz w:val="24"/>
+          <w:szCs w:val="24"/>
+        </w:rPr>
+        <w:tab/>
+      </w:r>
+      <w:r>
+        <w:rPr>
+          <w:rFonts w:cstheme="minorHAnsi"/>
+          <w:sz w:val="24"/>
+          <w:szCs w:val="24"/>
+        </w:rPr>
+        <w:tab/>
+      </w:r>
+      <w:r>
+        <w:rPr>
+          <w:rFonts w:cstheme="minorHAnsi"/>
+          <w:sz w:val="24"/>
+          <w:szCs w:val="24"/>
+        </w:rPr>
+        <w:tab/>
+      </w:r>
+      <w:r>
+        <w:rPr>
+          <w:rFonts w:cstheme="minorHAnsi"/>
+          <w:sz w:val="24"/>
+          <w:szCs w:val="24"/>
+        </w:rPr>
+        <w:tab/>
+      </w:r>
+      <w:r>
+        <w:rPr>
+          <w:rFonts w:cstheme="minorHAnsi"/>
+          <w:sz w:val="24"/>
+          <w:szCs w:val="24"/>
+        </w:rPr>
+        <w:tab/>
+      </w:r>
+      <w:r>
+        <w:rPr>
+          <w:rFonts w:cstheme="minorHAnsi"/>
+          <w:sz w:val="24"/>
+          <w:szCs w:val="24"/>
+        </w:rPr>
+        <w:tab/>
+      </w:r>
+      <w:r>
+        <w:rPr>
+          <w:rFonts w:cstheme="minorHAnsi"/>
+          <w:sz w:val="24"/>
+          <w:szCs w:val="24"/>
+        </w:rPr>
+        <w:tab/>
+      </w:r>
+      <w:r>
+        <w:rPr>
+          <w:rFonts w:cstheme="minorHAnsi"/>
+          <w:sz w:val="24"/>
+          <w:szCs w:val="24"/>
+        </w:rPr>
+        <w:tab/>
+      </w:r>
+      <w:r>
+        <w:rPr>
+          <w:rFonts w:cstheme="minorHAnsi"/>
+          <w:sz w:val="24"/>
+          <w:szCs w:val="24"/>
+        </w:rPr>
+        <w:tab/>
+      </w:r>
+      <w:r>
+        <w:rPr>
+          <w:rFonts w:cstheme="minorHAnsi"/>
+          <w:sz w:val="24"/>
+          <w:szCs w:val="24"/>
+        </w:rPr>
+        <w:tab/>
+      </w:r>
+      <w:r>
+        <w:rPr>
+          <w:rFonts w:cstheme="minorHAnsi"/>
+          <w:sz w:val="24"/>
+          <w:szCs w:val="24"/>
+        </w:rPr>
+        <w:tab/>
+      </w:r>
+      <w:r>
+        <w:rPr>
+          <w:rFonts w:cstheme="minorHAnsi"/>
+          <w:sz w:val="24"/>
+          <w:szCs w:val="24"/>
+        </w:rPr>
+        <w:tab/>
+      </w:r>
+      <w:r>
+        <w:rPr>
+          <w:rFonts w:cstheme="minorHAnsi"/>
+          <w:sz w:val="24"/>
+          <w:szCs w:val="24"/>
+        </w:rPr>
+        <w:tab/>
+      </w:r>
+      <w:r>
+        <w:rPr>
+          <w:rFonts w:cstheme="minorHAnsi"/>
+          <w:sz w:val="24"/>
+          <w:szCs w:val="24"/>
+        </w:rPr>
+        <w:tab/>
+      </w:r>
+      <w:r>
+        <w:rPr>
+          <w:rFonts w:cstheme="minorHAnsi"/>
+          <w:sz w:val="24"/>
+          <w:szCs w:val="24"/>
+        </w:rPr>
+        <w:tab/>
+      </w:r>
+      <w:r>
+        <w:rPr>
+          <w:rFonts w:cstheme="minorHAnsi"/>
+          <w:sz w:val="24"/>
+          <w:szCs w:val="24"/>
+        </w:rPr>
+        <w:tab/>
+      </w:r>
+      <w:r>
+        <w:rPr>
+          <w:rFonts w:cstheme="minorHAnsi"/>
+          <w:sz w:val="24"/>
+          <w:szCs w:val="24"/>
+        </w:rPr>
+        <w:tab/>
+      </w:r>
+      <w:r>
+        <w:rPr>
+          <w:rFonts w:cstheme="minorHAnsi"/>
+          <w:sz w:val="24"/>
+          <w:szCs w:val="24"/>
+        </w:rPr>
+        <w:tab/>
+      </w:r>
+      <w:r>
+        <w:rPr>
+          <w:rFonts w:cstheme="minorHAnsi"/>
+          <w:sz w:val="24"/>
+          <w:szCs w:val="24"/>
+        </w:rPr>
+        <w:tab/>
+      </w:r>
+      <w:r>
+        <w:rPr>
+          <w:rFonts w:cstheme="minorHAnsi"/>
+          <w:sz w:val="24"/>
+          <w:szCs w:val="24"/>
+        </w:rPr>
+        <w:tab/>
+      </w:r>
+      <w:r>
+        <w:rPr>
+          <w:rFonts w:cstheme="minorHAnsi"/>
+          <w:sz w:val="24"/>
+          <w:szCs w:val="24"/>
+        </w:rPr>
+        <w:tab/>
+      </w:r>
+      <w:r>
+        <w:rPr>
+          <w:rFonts w:cstheme="minorHAnsi"/>
+          <w:sz w:val="24"/>
+          <w:szCs w:val="24"/>
+        </w:rPr>
+        <w:tab/>
+      </w:r>
+      <w:r>
+        <w:rPr>
+          <w:rFonts w:cstheme="minorHAnsi"/>
+          <w:sz w:val="24"/>
+          <w:szCs w:val="24"/>
+        </w:rPr>
+        <w:tab/>
+      </w:r>
+      <w:r>
+        <w:rPr>
+          <w:rFonts w:cstheme="minorHAnsi"/>
+          <w:sz w:val="24"/>
+          <w:szCs w:val="24"/>
+        </w:rPr>
+        <w:tab/>
+      </w:r>
+      <w:r>
+        <w:rPr>
+          <w:rFonts w:cstheme="minorHAnsi"/>
+          <w:sz w:val="24"/>
+          <w:szCs w:val="24"/>
+        </w:rPr>
+        <w:tab/>
+      </w:r>
+      <w:r>
+        <w:rPr>
+          <w:rFonts w:cstheme="minorHAnsi"/>
+          <w:sz w:val="24"/>
+          <w:szCs w:val="24"/>
+        </w:rPr>
+        <w:tab/>
+      </w:r>
+      <w:r>
+        <w:rPr>
+          <w:rFonts w:cstheme="minorHAnsi"/>
+          <w:sz w:val="24"/>
+          <w:szCs w:val="24"/>
+        </w:rPr>
+        <w:tab/>
+      </w:r>
+      <w:r>
+        <w:rPr>
+          <w:rFonts w:cstheme="minorHAnsi"/>
+          <w:sz w:val="24"/>
+          <w:szCs w:val="24"/>
+        </w:rPr>
+        <w:tab/>
+      </w:r>
+      <w:r>
+        <w:rPr>
+          <w:rFonts w:cstheme="minorHAnsi"/>
+          <w:sz w:val="24"/>
+          <w:szCs w:val="24"/>
+        </w:rPr>
+        <w:tab/>
+      </w:r>
+      <w:r>
+        <w:rPr>
+          <w:rFonts w:cstheme="minorHAnsi"/>
+          <w:sz w:val="24"/>
+          <w:szCs w:val="24"/>
+        </w:rPr>
+        <w:tab/>
+      </w:r>
+      <w:r>
+        <w:rPr>
+          <w:rFonts w:cstheme="minorHAnsi"/>
+          <w:sz w:val="24"/>
+          <w:szCs w:val="24"/>
+        </w:rPr>
+        <w:tab/>
+      </w:r>
+    </w:p>
+    <w:p>
+      <w:pPr>
+        <w:rPr>
+          <w:rFonts w:cstheme="minorHAnsi"/>
+          <w:sz w:val="24"/>
+          <w:szCs w:val="24"/>
+        </w:rPr>
+      </w:pPr>
+      <w:r>
+        <w:rPr>
+          <w:rFonts w:cstheme="minorHAnsi"/>
+          <w:sz w:val="24"/>
+          <w:szCs w:val="24"/>
+        </w:rPr>
+        <w:lastRenderedPageBreak/>
         <w:drawing>
-          <wp:inline distT="0" distB="0" distL="0" distR="0" wp14:anchorId="5885273A" wp14:editId="073EAEB8">
-            <wp:extent cx="4320914" cy="3635055"/>
-            <wp:effectExtent l="0" t="0" r="3810" b="3810"/>
-            <wp:docPr id="1723311345" name="Picture 1"/>
+          <wp:inline distT="0" distB="0" distL="0" distR="0" wp14:anchorId="2F89A7F0" wp14:editId="4EFC6147">
+            <wp:extent cx="4968671" cy="2552921"/>
+            <wp:effectExtent l="0" t="0" r="3810" b="0"/>
+            <wp:docPr id="697386405" name="Picture 1"/>
             <wp:cNvGraphicFramePr>
               <a:graphicFrameLocks xmlns:a="http://schemas.openxmlformats.org/drawingml/2006/main" noChangeAspect="1"/>
             </wp:cNvGraphicFramePr>
@@ -1270,7 +1721,7 @@
               <a:graphicData uri="http://schemas.openxmlformats.org/drawingml/2006/picture">
                 <pic:pic xmlns:pic="http://schemas.openxmlformats.org/drawingml/2006/picture">
                   <pic:nvPicPr>
-                    <pic:cNvPr id="1723311345" name=""/>
+                    <pic:cNvPr id="697386405" name=""/>
                     <pic:cNvPicPr/>
                   </pic:nvPicPr>
                   <pic:blipFill>
@@ -1282,7 +1733,7 @@
                   <pic:spPr>
                     <a:xfrm>
                       <a:off x="0" y="0"/>
-                      <a:ext cx="4320914" cy="3635055"/>
+                      <a:ext cx="4968671" cy="2552921"/>
                     </a:xfrm>
                     <a:prstGeom prst="rect">
                       <a:avLst/>
@@ -1303,6 +1754,14 @@
           <w:szCs w:val="24"/>
         </w:rPr>
       </w:pPr>
+      <w:r>
+        <w:rPr>
+          <w:rFonts w:cstheme="minorHAnsi"/>
+          <w:sz w:val="24"/>
+          <w:szCs w:val="24"/>
+        </w:rPr>
+        <w:t>Outcome</w:t>
+      </w:r>
     </w:p>
     <w:p>
       <w:pPr>
@@ -1319,10 +1778,10 @@
           <w:szCs w:val="24"/>
         </w:rPr>
         <w:drawing>
-          <wp:inline distT="0" distB="0" distL="0" distR="0" wp14:anchorId="6123AD32" wp14:editId="30B83833">
-            <wp:extent cx="1737511" cy="731583"/>
-            <wp:effectExtent l="0" t="0" r="0" b="0"/>
-            <wp:docPr id="585533351" name="Picture 1"/>
+          <wp:inline distT="0" distB="0" distL="0" distR="0" wp14:anchorId="17DBEFAB" wp14:editId="6B8636A1">
+            <wp:extent cx="2415749" cy="464860"/>
+            <wp:effectExtent l="0" t="0" r="3810" b="0"/>
+            <wp:docPr id="550651044" name="Picture 1"/>
             <wp:cNvGraphicFramePr>
               <a:graphicFrameLocks xmlns:a="http://schemas.openxmlformats.org/drawingml/2006/main" noChangeAspect="1"/>
             </wp:cNvGraphicFramePr>
@@ -1330,7 +1789,7 @@
               <a:graphicData uri="http://schemas.openxmlformats.org/drawingml/2006/picture">
                 <pic:pic xmlns:pic="http://schemas.openxmlformats.org/drawingml/2006/picture">
                   <pic:nvPicPr>
-                    <pic:cNvPr id="585533351" name=""/>
+                    <pic:cNvPr id="550651044" name=""/>
                     <pic:cNvPicPr/>
                   </pic:nvPicPr>
                   <pic:blipFill>
@@ -1342,7 +1801,7 @@
                   <pic:spPr>
                     <a:xfrm>
                       <a:off x="0" y="0"/>
-                      <a:ext cx="1737511" cy="731583"/>
+                      <a:ext cx="2415749" cy="464860"/>
                     </a:xfrm>
                     <a:prstGeom prst="rect">
                       <a:avLst/>
@@ -1357,15 +1816,6 @@
     </w:p>
     <w:p>
       <w:pPr>
-        <w:rPr>
-          <w:rFonts w:cstheme="minorHAnsi"/>
-          <w:sz w:val="24"/>
-          <w:szCs w:val="24"/>
-        </w:rPr>
-      </w:pPr>
-    </w:p>
-    <w:p>
-      <w:pPr>
         <w:jc w:val="both"/>
         <w:rPr>
           <w:rFonts w:cstheme="minorHAnsi"/>
@@ -1374,251 +1824,6 @@
         </w:rPr>
       </w:pPr>
       <w:r>
-        <w:rPr>
-          <w:rFonts w:cstheme="minorHAnsi"/>
-          <w:sz w:val="24"/>
-          <w:szCs w:val="24"/>
-        </w:rPr>
-        <w:t>2.</w:t>
-      </w:r>
-      <w:r>
-        <w:t xml:space="preserve"> </w:t>
-      </w:r>
-      <w:r>
-        <w:rPr>
-          <w:rFonts w:cstheme="minorHAnsi"/>
-          <w:sz w:val="24"/>
-          <w:szCs w:val="24"/>
-        </w:rPr>
-        <w:t xml:space="preserve">Create a Student Course Registration System using </w:t>
-      </w:r>
-      <w:proofErr w:type="spellStart"/>
-      <w:r>
-        <w:rPr>
-          <w:rFonts w:cstheme="minorHAnsi"/>
-          <w:sz w:val="24"/>
-          <w:szCs w:val="24"/>
-        </w:rPr>
-        <w:t>ArrayList</w:t>
-      </w:r>
-      <w:proofErr w:type="spellEnd"/>
-      <w:r>
-        <w:rPr>
-          <w:rFonts w:cstheme="minorHAnsi"/>
-          <w:sz w:val="24"/>
-          <w:szCs w:val="24"/>
-        </w:rPr>
-        <w:t xml:space="preserve"> to store the list of courses</w:t>
-      </w:r>
-      <w:r>
-        <w:rPr>
-          <w:rFonts w:cstheme="minorHAnsi"/>
-          <w:sz w:val="24"/>
-          <w:szCs w:val="24"/>
-        </w:rPr>
-        <w:t xml:space="preserve"> </w:t>
-      </w:r>
-      <w:r>
-        <w:rPr>
-          <w:rFonts w:cstheme="minorHAnsi"/>
-          <w:sz w:val="24"/>
-          <w:szCs w:val="24"/>
-        </w:rPr>
-        <w:t xml:space="preserve">registered by a student and </w:t>
-      </w:r>
-      <w:proofErr w:type="spellStart"/>
-      <w:r>
-        <w:rPr>
-          <w:rFonts w:cstheme="minorHAnsi"/>
-          <w:sz w:val="24"/>
-          <w:szCs w:val="24"/>
-        </w:rPr>
-        <w:t>StringBuffer</w:t>
-      </w:r>
-      <w:proofErr w:type="spellEnd"/>
-      <w:r>
-        <w:rPr>
-          <w:rFonts w:cstheme="minorHAnsi"/>
-          <w:sz w:val="24"/>
-          <w:szCs w:val="24"/>
-        </w:rPr>
-        <w:t xml:space="preserve"> to generate and display the registered course list.</w:t>
-      </w:r>
-      <w:r>
-        <w:rPr>
-          <w:rFonts w:cstheme="minorHAnsi"/>
-          <w:sz w:val="24"/>
-          <w:szCs w:val="24"/>
-        </w:rPr>
-        <w:t xml:space="preserve"> </w:t>
-      </w:r>
-      <w:r>
-        <w:rPr>
-          <w:rFonts w:cstheme="minorHAnsi"/>
-          <w:sz w:val="24"/>
-          <w:szCs w:val="24"/>
-        </w:rPr>
-        <w:t>The application should allow users to add, remove, and view registered courses.</w:t>
-      </w:r>
-    </w:p>
-    <w:p>
-      <w:pPr>
-        <w:jc w:val="both"/>
-        <w:rPr>
-          <w:rFonts w:cstheme="minorHAnsi"/>
-          <w:sz w:val="24"/>
-          <w:szCs w:val="24"/>
-        </w:rPr>
-      </w:pPr>
-    </w:p>
-    <w:p>
-      <w:pPr>
-        <w:jc w:val="both"/>
-        <w:rPr>
-          <w:rFonts w:cstheme="minorHAnsi"/>
-          <w:sz w:val="24"/>
-          <w:szCs w:val="24"/>
-        </w:rPr>
-      </w:pPr>
-    </w:p>
-    <w:p>
-      <w:pPr>
-        <w:jc w:val="both"/>
-        <w:rPr>
-          <w:rFonts w:cstheme="minorHAnsi"/>
-          <w:sz w:val="24"/>
-          <w:szCs w:val="24"/>
-        </w:rPr>
-      </w:pPr>
-    </w:p>
-    <w:p>
-      <w:pPr>
-        <w:jc w:val="both"/>
-        <w:rPr>
-          <w:rFonts w:cstheme="minorHAnsi"/>
-          <w:sz w:val="24"/>
-          <w:szCs w:val="24"/>
-        </w:rPr>
-      </w:pPr>
-      <w:r>
-        <w:rPr>
-          <w:rFonts w:cstheme="minorHAnsi"/>
-          <w:sz w:val="24"/>
-          <w:szCs w:val="24"/>
-        </w:rPr>
-        <w:lastRenderedPageBreak/>
-        <w:drawing>
-          <wp:inline distT="0" distB="0" distL="0" distR="0" wp14:anchorId="0D063070" wp14:editId="417CE100">
-            <wp:extent cx="3787468" cy="3429297"/>
-            <wp:effectExtent l="0" t="0" r="3810" b="0"/>
-            <wp:docPr id="2065841650" name="Picture 1"/>
-            <wp:cNvGraphicFramePr>
-              <a:graphicFrameLocks xmlns:a="http://schemas.openxmlformats.org/drawingml/2006/main" noChangeAspect="1"/>
-            </wp:cNvGraphicFramePr>
-            <a:graphic xmlns:a="http://schemas.openxmlformats.org/drawingml/2006/main">
-              <a:graphicData uri="http://schemas.openxmlformats.org/drawingml/2006/picture">
-                <pic:pic xmlns:pic="http://schemas.openxmlformats.org/drawingml/2006/picture">
-                  <pic:nvPicPr>
-                    <pic:cNvPr id="2065841650" name=""/>
-                    <pic:cNvPicPr/>
-                  </pic:nvPicPr>
-                  <pic:blipFill>
-                    <a:blip r:embed="rId13"/>
-                    <a:stretch>
-                      <a:fillRect/>
-                    </a:stretch>
-                  </pic:blipFill>
-                  <pic:spPr>
-                    <a:xfrm>
-                      <a:off x="0" y="0"/>
-                      <a:ext cx="3787468" cy="3429297"/>
-                    </a:xfrm>
-                    <a:prstGeom prst="rect">
-                      <a:avLst/>
-                    </a:prstGeom>
-                  </pic:spPr>
-                </pic:pic>
-              </a:graphicData>
-            </a:graphic>
-          </wp:inline>
-        </w:drawing>
-      </w:r>
-    </w:p>
-    <w:p>
-      <w:pPr>
-        <w:jc w:val="both"/>
-        <w:rPr>
-          <w:rFonts w:cstheme="minorHAnsi"/>
-          <w:sz w:val="24"/>
-          <w:szCs w:val="24"/>
-        </w:rPr>
-      </w:pPr>
-    </w:p>
-    <w:p>
-      <w:pPr>
-        <w:jc w:val="both"/>
-        <w:rPr>
-          <w:rFonts w:cstheme="minorHAnsi"/>
-          <w:sz w:val="24"/>
-          <w:szCs w:val="24"/>
-        </w:rPr>
-      </w:pPr>
-      <w:r>
-        <w:rPr>
-          <w:rFonts w:cstheme="minorHAnsi"/>
-          <w:sz w:val="24"/>
-          <w:szCs w:val="24"/>
-        </w:rPr>
-        <w:drawing>
-          <wp:inline distT="0" distB="0" distL="0" distR="0" wp14:anchorId="5C5548FC" wp14:editId="4EDDC9BB">
-            <wp:extent cx="1463167" cy="548688"/>
-            <wp:effectExtent l="0" t="0" r="3810" b="3810"/>
-            <wp:docPr id="494681617" name="Picture 1"/>
-            <wp:cNvGraphicFramePr>
-              <a:graphicFrameLocks xmlns:a="http://schemas.openxmlformats.org/drawingml/2006/main" noChangeAspect="1"/>
-            </wp:cNvGraphicFramePr>
-            <a:graphic xmlns:a="http://schemas.openxmlformats.org/drawingml/2006/main">
-              <a:graphicData uri="http://schemas.openxmlformats.org/drawingml/2006/picture">
-                <pic:pic xmlns:pic="http://schemas.openxmlformats.org/drawingml/2006/picture">
-                  <pic:nvPicPr>
-                    <pic:cNvPr id="494681617" name=""/>
-                    <pic:cNvPicPr/>
-                  </pic:nvPicPr>
-                  <pic:blipFill>
-                    <a:blip r:embed="rId14"/>
-                    <a:stretch>
-                      <a:fillRect/>
-                    </a:stretch>
-                  </pic:blipFill>
-                  <pic:spPr>
-                    <a:xfrm>
-                      <a:off x="0" y="0"/>
-                      <a:ext cx="1463167" cy="548688"/>
-                    </a:xfrm>
-                    <a:prstGeom prst="rect">
-                      <a:avLst/>
-                    </a:prstGeom>
-                  </pic:spPr>
-                </pic:pic>
-              </a:graphicData>
-            </a:graphic>
-          </wp:inline>
-        </w:drawing>
-      </w:r>
-    </w:p>
-    <w:p>
-      <w:pPr>
-        <w:jc w:val="both"/>
-        <w:rPr>
-          <w:rFonts w:cstheme="minorHAnsi"/>
-          <w:sz w:val="24"/>
-          <w:szCs w:val="24"/>
-        </w:rPr>
-      </w:pPr>
-    </w:p>
-    <w:p>
-      <w:pPr>
-        <w:jc w:val="both"/>
         <w:rPr>
           <w:rFonts w:cstheme="minorHAnsi"/>
           <w:b/>
@@ -1626,7 +1831,26 @@
           <w:sz w:val="24"/>
           <w:szCs w:val="24"/>
         </w:rPr>
-      </w:pPr>
+        <w:t>Conclusion:</w:t>
+      </w:r>
+    </w:p>
+    <w:p>
+      <w:pPr>
+        <w:jc w:val="both"/>
+        <w:rPr>
+          <w:rFonts w:cstheme="minorHAnsi"/>
+          <w:sz w:val="24"/>
+          <w:szCs w:val="24"/>
+        </w:rPr>
+      </w:pPr>
+      <w:r>
+        <w:rPr>
+          <w:rFonts w:cstheme="minorHAnsi"/>
+          <w:sz w:val="24"/>
+          <w:szCs w:val="24"/>
+        </w:rPr>
+        <w:t xml:space="preserve">This program demonstrates the use of an </w:t>
+      </w:r>
       <w:r>
         <w:rPr>
           <w:rFonts w:cstheme="minorHAnsi"/>
@@ -1635,70 +1859,39 @@
           <w:sz w:val="24"/>
           <w:szCs w:val="24"/>
         </w:rPr>
-        <w:t>Conclusion</w:t>
-      </w:r>
-    </w:p>
-    <w:p>
-      <w:pPr>
-        <w:jc w:val="both"/>
-        <w:rPr>
-          <w:rFonts w:cstheme="minorHAnsi"/>
-          <w:sz w:val="24"/>
-          <w:szCs w:val="24"/>
-        </w:rPr>
-      </w:pPr>
-      <w:r>
-        <w:rPr>
-          <w:rFonts w:cstheme="minorHAnsi"/>
-          <w:sz w:val="24"/>
-          <w:szCs w:val="24"/>
-        </w:rPr>
-        <w:t xml:space="preserve">This assignment helped us understand how to use </w:t>
-      </w:r>
-      <w:proofErr w:type="spellStart"/>
-      <w:r>
-        <w:rPr>
-          <w:rFonts w:cstheme="minorHAnsi"/>
-          <w:sz w:val="24"/>
-          <w:szCs w:val="24"/>
-        </w:rPr>
-        <w:t>ArrayList</w:t>
-      </w:r>
-      <w:proofErr w:type="spellEnd"/>
-      <w:r>
-        <w:rPr>
-          <w:rFonts w:cstheme="minorHAnsi"/>
-          <w:sz w:val="24"/>
-          <w:szCs w:val="24"/>
-        </w:rPr>
-        <w:t xml:space="preserve"> to store and manage a student's registered courses easily. It also showed how </w:t>
-      </w:r>
-      <w:proofErr w:type="spellStart"/>
-      <w:r>
-        <w:rPr>
-          <w:rFonts w:cstheme="minorHAnsi"/>
-          <w:sz w:val="24"/>
-          <w:szCs w:val="24"/>
-        </w:rPr>
-        <w:t>StringBuffer</w:t>
-      </w:r>
-      <w:proofErr w:type="spellEnd"/>
-      <w:r>
-        <w:rPr>
-          <w:rFonts w:cstheme="minorHAnsi"/>
-          <w:sz w:val="24"/>
-          <w:szCs w:val="24"/>
-        </w:rPr>
-        <w:t xml:space="preserve"> can be used to display the course list efficiently. Overall, the program demonstrates simple course registration by allowing courses to be added, removed, and viewed in an organized manner.</w:t>
-      </w:r>
-    </w:p>
-    <w:p>
-      <w:pPr>
-        <w:jc w:val="both"/>
+        <w:t>inner class</w:t>
+      </w:r>
+      <w:r>
+        <w:rPr>
+          <w:rFonts w:cstheme="minorHAnsi"/>
+          <w:sz w:val="24"/>
+          <w:szCs w:val="24"/>
+        </w:rPr>
+        <w:t xml:space="preserve"> and an </w:t>
+      </w:r>
+      <w:r>
         <w:rPr>
           <w:rFonts w:cstheme="minorHAnsi"/>
           <w:b/>
           <w:bCs/>
+          <w:sz w:val="24"/>
+          <w:szCs w:val="24"/>
+        </w:rPr>
+        <w:t>anonymous class</w:t>
+      </w:r>
+      <w:r>
+        <w:rPr>
+          <w:rFonts w:cstheme="minorHAnsi"/>
+          <w:sz w:val="24"/>
+          <w:szCs w:val="24"/>
+        </w:rPr>
+        <w:t xml:space="preserve"> in Java. The inner class is used to display the food order details, while the anonymous class is used to update the delivery status. These concepts help organize code, reduce unnecessary class creation, and make Java programs simpler and more efficient.</w:t>
+      </w:r>
+    </w:p>
+    <w:p>
+      <w:pPr>
+        <w:rPr>
+          <w:rFonts w:cstheme="minorHAnsi"/>
           <w:sz w:val="24"/>
           <w:szCs w:val="24"/>
         </w:rPr>
